--- a/az/discovery-articles/2.4 Nyuton mexanikası.docx
+++ b/az/discovery-articles/2.4 Nyuton mexanikası.docx
@@ -4,527 +4,350 @@
   <w:body>
     <w:p>
       <w:pPr>
-        <w:keepNext/>
-        <w:spacing w:before="280" w:after="120"/>
+        <w:pStyle w:val="Title"/>
+        <w:widowControl/>
       </w:pPr>
       <w:r>
-        <w:rPr>
-          <w:rFonts w:ascii="Calibri" w:hAnsi="Calibri" w:eastAsia="Calibri"/>
-          <w:b/>
-          <w:i w:val="0"/>
-          <w:color w:val="004E8C"/>
-          <w:sz w:val="44"/>
-        </w:rPr>
         <w:t>2.4 Nyuton mexanikası</w:t>
       </w:r>
     </w:p>
     <w:p>
       <w:pPr>
-        <w:spacing w:after="80"/>
+        <w:keepNext/>
+        <w:widowControl/>
       </w:pPr>
       <w:r>
         <w:rPr>
-          <w:rFonts w:ascii="Calibri" w:hAnsi="Calibri" w:eastAsia="Calibri"/>
-          <w:b w:val="0"/>
-          <w:i/>
-          <w:color w:val="505050"/>
-          <w:sz w:val="22"/>
+          <w:sz w:val="20"/>
         </w:rPr>
-        <w:t>2. Bilik, elm və ölçmə</w:t>
-      </w:r>
-    </w:p>
-    <w:p>
-      <w:pPr>
-        <w:spacing w:after="200"/>
-      </w:pPr>
-      <w:r>
-        <w:rPr>
-          <w:rFonts w:ascii="Calibri" w:hAnsi="Calibri" w:eastAsia="Calibri"/>
-          <w:b w:val="0"/>
-          <w:i/>
-          <w:sz w:val="22"/>
-        </w:rPr>
-        <w:t>Dövr: 1687-ci il (Principia Mathematica nəşr olunub) | Əsas sima: İsaak Nyuton</w:t>
-      </w:r>
-    </w:p>
-    <w:p>
-      <w:pPr>
-        <w:spacing w:after="160" w:line="276" w:lineRule="auto"/>
-      </w:pPr>
-      <w:r>
-        <w:rPr>
-          <w:rFonts w:ascii="Calibri" w:hAnsi="Calibri" w:eastAsia="Calibri"/>
-          <w:b w:val="0"/>
-          <w:i w:val="0"/>
-          <w:sz w:val="22"/>
-        </w:rPr>
-        <w:t>Nyuton mexanikası cisimlərin necə hərəkət etdiyini və cazibə qüvvəsinin onlara necə təsir göstərdiyini izah edən qanunlar sistemidir. 1687-ci ildə dərc olunan bu nəzəriyyə planetlərin və maşınların hərəkətini eyni riyazi üsullarla hesablamağa imkan verdi.</w:t>
+        <w:t>2 Bilik elm və ölçmə</w:t>
       </w:r>
     </w:p>
     <w:p>
       <w:pPr>
         <w:keepNext/>
-        <w:spacing w:before="240" w:after="120"/>
+        <w:widowControl/>
       </w:pPr>
       <w:r>
         <w:rPr>
-          <w:rFonts w:ascii="Calibri" w:hAnsi="Calibri" w:eastAsia="Calibri"/>
-          <w:b/>
-          <w:i w:val="0"/>
-          <w:color w:val="004E8C"/>
-          <w:sz w:val="28"/>
+          <w:sz w:val="20"/>
         </w:rPr>
-        <w:t>Əsas faktlar</w:t>
+        <w:t>Dövr: 1687-ci il, «Principia Mathematica»nın nəşri | Əsas şəxs: İsaak Nyuton</w:t>
+      </w:r>
+    </w:p>
+    <w:p>
+      <w:pPr>
+        <w:widowControl/>
+      </w:pPr>
+      <w:r>
+        <w:t>Nyuton mexanikası cisimlərin necə hərəkət etdiyini və cazibənin necə təsir göstərdiyini izah edən qanunlar toplusudur. 1687-ci ildə nəşr olunan bu yanaşma planetləri də, maşınları da eyni riyaziyyatla hesablamağa imkan verdi.</w:t>
+      </w:r>
+    </w:p>
+    <w:p>
+      <w:pPr>
+        <w:pStyle w:val="Heading1"/>
+        <w:widowControl/>
+      </w:pPr>
+      <w:r>
+        <w:t>Əsas məlumatlar</w:t>
       </w:r>
     </w:p>
     <w:p>
       <w:pPr>
         <w:pStyle w:val="ListBullet"/>
+        <w:widowControl/>
       </w:pPr>
       <w:r>
-        <w:rPr>
-          <w:rFonts w:ascii="Calibri" w:hAnsi="Calibri" w:eastAsia="Calibri"/>
-          <w:b w:val="0"/>
-          <w:i w:val="0"/>
-          <w:sz w:val="22"/>
-        </w:rPr>
-        <w:t>İsaak Nyutonun Principia əsəri 1687-ci ildə nəşr olunub</w:t>
+        <w:t>İsaak Nyutonun «Principia» əsəri 1687-ci ildə çıxdı.</w:t>
       </w:r>
     </w:p>
     <w:p>
       <w:pPr>
         <w:pStyle w:val="ListBullet"/>
+        <w:widowControl/>
       </w:pPr>
       <w:r>
-        <w:rPr>
-          <w:rFonts w:ascii="Calibri" w:hAnsi="Calibri" w:eastAsia="Calibri"/>
-          <w:b w:val="0"/>
-          <w:i w:val="0"/>
-          <w:sz w:val="22"/>
-        </w:rPr>
-        <w:t>Nəzəriyyənin əsasını üç hərəkət qanunu və ümumdünya cazibə qanunu təşkil edir</w:t>
+        <w:t>Əsasını üç hərəkət qanunu və ümumdünya cazibə qanunu təşkil edir.</w:t>
       </w:r>
     </w:p>
     <w:p>
       <w:pPr>
         <w:pStyle w:val="ListBullet"/>
+        <w:widowControl/>
       </w:pPr>
       <w:r>
-        <w:rPr>
-          <w:rFonts w:ascii="Calibri" w:hAnsi="Calibri" w:eastAsia="Calibri"/>
-          <w:b w:val="0"/>
-          <w:i w:val="0"/>
-          <w:sz w:val="22"/>
-        </w:rPr>
-        <w:t>Eyni qanunlar həm yerə düşən almaya, həm də planet ətrafında fırlanan peykə aiddir</w:t>
+        <w:t>Eyni qaydalar düşən almaya və orbitdəki peykə tətbiq olunur.</w:t>
       </w:r>
     </w:p>
     <w:p>
       <w:pPr>
         <w:pStyle w:val="ListBullet"/>
+        <w:widowControl/>
       </w:pPr>
       <w:r>
-        <w:rPr>
-          <w:rFonts w:ascii="Calibri" w:hAnsi="Calibri" w:eastAsia="Calibri"/>
-          <w:b w:val="0"/>
-          <w:i w:val="0"/>
-          <w:sz w:val="22"/>
-        </w:rPr>
-        <w:t>Nyuton və Leybnitsin bir-birindən asılı olmadan inkişaf etdirdiyi riyazi analiz bu nəzəriyyənin dilini yaradıb</w:t>
+        <w:t>Nyuton və ondan asılı olmayaraq Leybnitsin inkişaf etdirdiyi riyazi analiz dəyişmələri ifadə etməyə imkan verdi.</w:t>
       </w:r>
     </w:p>
     <w:p>
       <w:pPr>
         <w:pStyle w:val="ListBullet"/>
+        <w:widowControl/>
       </w:pPr>
       <w:r>
-        <w:rPr>
-          <w:rFonts w:ascii="Calibri" w:hAnsi="Calibri" w:eastAsia="Calibri"/>
-          <w:b w:val="0"/>
-          <w:i w:val="0"/>
-          <w:sz w:val="22"/>
-        </w:rPr>
-        <w:t>Eynşteyn sonradan cazibə nəzəriyyəsini dəqiqləşdirsə də, mühəndislik hesablamalarının çoxunda Nyuton qanunlarından hələ də istifadə olunur</w:t>
+        <w:t>Eynşteyn sonralar cazibə təsəvvürünü dəqiqləşdirsə də, mühəndisliyin çoxunda Nyuton qanunları işləyir.</w:t>
       </w:r>
     </w:p>
     <w:p>
       <w:pPr>
-        <w:keepNext/>
-        <w:spacing w:before="240" w:after="120"/>
+        <w:pStyle w:val="Heading1"/>
+        <w:widowControl/>
       </w:pPr>
       <w:r>
-        <w:rPr>
-          <w:rFonts w:ascii="Calibri" w:hAnsi="Calibri" w:eastAsia="Calibri"/>
-          <w:b/>
-          <w:i w:val="0"/>
-          <w:color w:val="004E8C"/>
-          <w:sz w:val="28"/>
-        </w:rPr>
         <w:t>Bu nədir</w:t>
       </w:r>
     </w:p>
     <w:p>
       <w:pPr>
-        <w:spacing w:after="160" w:line="276" w:lineRule="auto"/>
+        <w:widowControl/>
       </w:pPr>
       <w:r>
-        <w:rPr>
-          <w:rFonts w:ascii="Calibri" w:hAnsi="Calibri" w:eastAsia="Calibri"/>
-          <w:b w:val="0"/>
-          <w:i w:val="0"/>
-          <w:sz w:val="22"/>
-        </w:rPr>
-        <w:t>Nyuton mexanikası hərəkət haqqında nəzəriyyədir. Bu nəzəriyyəyə görə, qüvvə təsir etmədikcə cisim öz sürətini və hərəkət istiqamətini saxlayır; qüvvə kütlə ilə təcilin hasilinə bərabərdir; hər bir təsirə bərabər böyüklükdə və əks istiqamətdə əks-təsir yaranır. Nyutonun təsvirində cazibə kütlələr arasında yaranan qüvvədir və məsafənin kvadratı artdıqca zəifləyir. Sadə desək, daşı yerə salan qanunlar Ayı da öz orbitində saxlayır.</w:t>
+        <w:t>Nyuton mexanikası hərəkət nəzəriyyəsidir. Nəticə qüvvə təsir etmədikdə cisim sürətini və istiqamətini saxlayır; qüvvə kütlə ilə təcilin hasilinə bərabərdir; hər təsirə bərabər və əks istiqamətli qarşılıqlı təsir uyğundur. Nyutona görə cazibə kütlələr arasındakı çəkmədir və məsafənin kvadratı ilə tərs mütənasib zəifləyir. Daşı yerə salan qaydalar Ayın orbitdə qalmasını da izah edir.</w:t>
       </w:r>
     </w:p>
     <w:p>
       <w:pPr>
-        <w:keepNext/>
-        <w:spacing w:before="240" w:after="120"/>
+        <w:pStyle w:val="Heading1"/>
+        <w:widowControl/>
       </w:pPr>
       <w:r>
-        <w:rPr>
-          <w:rFonts w:ascii="Calibri" w:hAnsi="Calibri" w:eastAsia="Calibri"/>
-          <w:b/>
-          <w:i w:val="0"/>
-          <w:color w:val="004E8C"/>
-          <w:sz w:val="28"/>
-        </w:rPr>
-        <w:t>Onu kim kəşf və ya ixtira edib</w:t>
+        <w:t>Kim kəşf edib və ya yaradıb</w:t>
       </w:r>
     </w:p>
     <w:p>
       <w:pPr>
-        <w:spacing w:after="160" w:line="276" w:lineRule="auto"/>
+        <w:widowControl/>
       </w:pPr>
       <w:r>
-        <w:rPr>
-          <w:rFonts w:ascii="Calibri" w:hAnsi="Calibri" w:eastAsia="Calibri"/>
-          <w:b w:val="0"/>
-          <w:i w:val="0"/>
-          <w:sz w:val="22"/>
-        </w:rPr>
-        <w:t>İngiltərədə çalışan İsaak Nyuton bu fikirləri Philosophiae Naturalis Principia Mathematica (1687) əsərində vahid sistemdə birləşdirdi. O, Qalileyin təcrübələrinə, Keplerin planetlərin hərəkəti qanunlarına və astronomların birgə araşdırmalarına əsaslanırdı. Qotfrid Vilhelm Leybnits dəyişən kəmiyyətlərin riyaziyyatı olan diferensial və inteqral hesabının bir formasını müstəqil şəkildə yaratdı. Nyuton təkbaşına işləməsə də, göydəki və Yerdəki hərəkəti eyni sistemlə izah edə bildi.</w:t>
+        <w:t>İngiltərədə çalışan İsaak Nyuton bu fikirləri 1687-ci ildə «Philosophiae Naturalis Principia Mathematica» əsərində birləşdirdi. Qalileyin təcrübələrinə, Keplerin planet qanunlarına və astronomların işinə söykənirdi. Qotfrid Vilhelm Leybnits dəyişən kəmiyyətlərin riyaziyyatı olan analizi müstəqil inkişaf etdirdi. Nyuton tək işləmirdi, amma səma və Yer hadisələrini bir sistemdə birləşdirdi.</w:t>
       </w:r>
     </w:p>
     <w:p>
       <w:pPr>
-        <w:keepNext/>
-        <w:spacing w:before="240" w:after="120"/>
+        <w:pStyle w:val="Heading1"/>
+        <w:widowControl/>
       </w:pPr>
       <w:r>
-        <w:rPr>
-          <w:rFonts w:ascii="Calibri" w:hAnsi="Calibri" w:eastAsia="Calibri"/>
-          <w:b/>
-          <w:i w:val="0"/>
-          <w:color w:val="004E8C"/>
-          <w:sz w:val="28"/>
-        </w:rPr>
-        <w:t>Nə vaxt və necə meydana gəlib</w:t>
+        <w:t>Nə vaxt və necə yaranıb</w:t>
       </w:r>
     </w:p>
     <w:p>
       <w:pPr>
-        <w:spacing w:after="160" w:line="276" w:lineRule="auto"/>
+        <w:widowControl/>
       </w:pPr>
       <w:r>
-        <w:rPr>
-          <w:rFonts w:ascii="Calibri" w:hAnsi="Calibri" w:eastAsia="Calibri"/>
-          <w:b w:val="0"/>
-          <w:i w:val="0"/>
-          <w:sz w:val="22"/>
-        </w:rPr>
-        <w:t>XVII əsrin sonlarında daha dəqiq saatlar və teleskoplar hazırlanır, alimlər çap olunmuş məktublar vasitəsilə fikirlərini daha sürətlə bölüşürdülər. Edmond Halley Nyutonu əsərini nəşr etdirməyə həvəsləndirdi və sonradan bu nəzəriyyədən istifadə edərək bir kometanın qayıdacağı vaxtı hesabladı. İnsanlar göy cisimləri haqqında təxminləri dəqiq hesablamalarla əvəz etmək istəyirdilər. Nyuton özü bu işi təbiətin əsaslandırılmış izahı mənasında «təbiət fəlsəfəsi» adlandırırdı.</w:t>
+        <w:t>XVII əsrin sonları daha yaxşı saatların, teleskopların və çap olunmuş yazışmaların dövrü idi. Edmund Halley Nyutonu nəşrə həvəsləndirdi, sonra nəzəriyyə ilə bir kometin qayıdışını proqnozlaşdırdı. İnsanlar səma haqqında təxminləri hesablamalarla əvəz etmək istəyirdilər. Nyuton öz işini təbiəti əsaslandırılmış şəkildə izah edən təbiət fəlsəfəsi sayırdı.</w:t>
       </w:r>
     </w:p>
     <w:p>
       <w:pPr>
-        <w:keepNext/>
-        <w:spacing w:before="240" w:after="120"/>
+        <w:pStyle w:val="Heading1"/>
+        <w:widowControl/>
       </w:pPr>
       <w:r>
-        <w:rPr>
-          <w:rFonts w:ascii="Calibri" w:hAnsi="Calibri" w:eastAsia="Calibri"/>
-          <w:b/>
-          <w:i w:val="0"/>
-          <w:color w:val="004E8C"/>
-          <w:sz w:val="28"/>
-        </w:rPr>
-        <w:t>Elmi baxımdan əhəmiyyəti</w:t>
+        <w:t>Elm üçün əhəmiyyəti</w:t>
       </w:r>
     </w:p>
     <w:p>
       <w:pPr>
-        <w:spacing w:after="160" w:line="276" w:lineRule="auto"/>
+        <w:widowControl/>
       </w:pPr>
       <w:r>
-        <w:rPr>
-          <w:rFonts w:ascii="Calibri" w:hAnsi="Calibri" w:eastAsia="Calibri"/>
-          <w:b w:val="0"/>
-          <w:i w:val="0"/>
-          <w:sz w:val="22"/>
-        </w:rPr>
-        <w:t>Bu nəzəriyyənin elmə ən böyük töhfəsi hadisələri qabaqcadan hesablamaq imkanı idi. Təsir edən qüvvələri biləndə planetin və ya top mərmisinin müəyyən anda harada olacağını hesablamaq mümkündür. Bu, sadəcə hadisələri nəql etməkdən daha yüksək elmi meyardır. Mexanika riyaziyyatın yalnız pul hesablamaları üçün deyil, fiziki aləmi təsvir etmək üçün də yararlı olduğunu göstərdi. Sonrakı fizika Nyuton nəzəriyyəsinin hüdudlarını müəyyənləşdirdi, lakin qanunları riyazi şəkildə ifadə edib sınaqdan keçirmək elmin əsas üsuluna çevrildi.</w:t>
+        <w:t>Əsas elmi üstünlük proqnoz vermək idi. Qüvvələri biləndə planetin və ya top mərmisinin harada olacağını hesablamaq mümkündür. Bu, sadəcə hekayə söyləməkdən daha ciddi yoxlama tələbidir. Mexanika riyaziyyatın yalnız pul saymaq üçün deyil, fiziki dünyanı təsvir etmək üçün də yararlı olduğunu göstərdi. Sonrakı fizika bu qanunların tətbiq hədlərini müəyyən etdi, amma qanun yazıb sınaqdan keçirmək elmin mərkəzində qaldı.</w:t>
       </w:r>
     </w:p>
     <w:p>
       <w:pPr>
-        <w:keepNext/>
-        <w:spacing w:before="240" w:after="120"/>
+        <w:pStyle w:val="Heading1"/>
+        <w:widowControl/>
       </w:pPr>
       <w:r>
-        <w:rPr>
-          <w:rFonts w:ascii="Calibri" w:hAnsi="Calibri" w:eastAsia="Calibri"/>
-          <w:b/>
-          <w:i w:val="0"/>
-          <w:color w:val="004E8C"/>
-          <w:sz w:val="28"/>
-        </w:rPr>
-        <w:t>Sonrakı inkişaflara necə təsir göstərib</w:t>
+        <w:t>Sonrakı inkişafa təsiri</w:t>
       </w:r>
     </w:p>
     <w:p>
       <w:pPr>
-        <w:spacing w:after="160" w:line="276" w:lineRule="auto"/>
+        <w:widowControl/>
       </w:pPr>
       <w:r>
-        <w:rPr>
-          <w:rFonts w:ascii="Calibri" w:hAnsi="Calibri" w:eastAsia="Calibri"/>
-          <w:b w:val="0"/>
-          <w:i w:val="0"/>
-          <w:sz w:val="22"/>
-        </w:rPr>
-        <w:t>Mühəndislər körpilərin, gəmilərin, daha sonra isə adi kosmik missiyaların uçuş trayektoriyalarının hesablanmasında Nyuton qanunlarından istifadə etdilər. Laplas və başqa alimlər göy mexanikasını inkişaf etdirdilər. XX əsrdə çox yüksək sürətlər və güclü cazibə sahələri üçün Nyuton nəzəriyyəsini Eynşteynin nisbilik nəzəriyyəsi, atomlar aləmində isə kvant nəzəriyyəsi əvəz etdi. Avtomobillərin, binaların və orbitlərin əksəriyyətinin hesablanmasında isə Nyuton mexanikası hələ də əsas iş alətidir.</w:t>
+        <w:t>Mühəndislər Nyuton qanunlarını körpülərdə, gəmilərdə və sonralar adi kosmik missiyaların trayektoriyalarında tətbiq etdilər. Laplas və başqaları səma mexanikasını inkişaf etdirdilər. XX əsrdə Eynşteynin nisbilik nəzəriyyəsi çox böyük sürətlərdə və güclü sahələrdə, kvant nəzəriyyəsi isə atom miqyasında daha uyğun təsvir verdi. Avtomobillər, binalar və əksər orbit hesablamaları üçün Nyuton mexanikası praktik vasitə olaraq qalır.</w:t>
       </w:r>
     </w:p>
     <w:p>
       <w:pPr>
-        <w:keepNext/>
-        <w:spacing w:before="240" w:after="120"/>
+        <w:pStyle w:val="Heading1"/>
+        <w:widowControl/>
       </w:pPr>
       <w:r>
-        <w:rPr>
-          <w:rFonts w:ascii="Calibri" w:hAnsi="Calibri" w:eastAsia="Calibri"/>
-          <w:b/>
-          <w:i w:val="0"/>
-          <w:color w:val="004E8C"/>
-          <w:sz w:val="28"/>
-        </w:rPr>
         <w:t>İnsan həyatını necə dəyişib</w:t>
       </w:r>
     </w:p>
     <w:p>
       <w:pPr>
-        <w:spacing w:after="160" w:line="276" w:lineRule="auto"/>
+        <w:widowControl/>
       </w:pPr>
       <w:r>
-        <w:rPr>
-          <w:rFonts w:ascii="Calibri" w:hAnsi="Calibri" w:eastAsia="Calibri"/>
-          <w:b w:val="0"/>
-          <w:i w:val="0"/>
-          <w:sz w:val="22"/>
-        </w:rPr>
-        <w:t>Kainatın dəqiq işləyən mexanizm kimi təsəvvür edilməsi dinə, fəlsəfəyə və insanların hesablanması mümkün olan bir dünyada yaşadıqları barədə düşüncələrinə təsir göstərdi. Bu yanaşma Sənaye inqilabı dövründə maşınların sınaq-səhv yolu ilə deyil, əvvəlcədən hesablanaraq layihələndirilə biləcəyinə inam yaratdı. Bəşəriyyət qüvvə və kütləni ifadə etmək üçün ortaq elmi dil qazandı. Nyuton qanunları bu gün də fiziki düşüncəyə giriş olduğu üçün ilk növbədə tədris edilir.</w:t>
+        <w:t>Kainatın saat mexanizmi kimi hesablana bilməsi fikri dinə, fəlsəfəyə və insanın dünya hissinə təsir etdi. Sənaye inqilabında maşınları yalnız sınaqla düzəltmək deyil, əvvəlcədən layihələndirmək inamını gücləndirdi. Cəmiyyət qüvvə və kütlə haqqında ortaq dil qazandı. Nyuton qanunları fiziki düşüncəyə giriş verdiyi üçün hələ də əvvəlcə öyrədilir.</w:t>
       </w:r>
     </w:p>
     <w:p>
       <w:pPr>
-        <w:keepNext/>
-        <w:spacing w:before="240" w:after="120"/>
+        <w:pStyle w:val="Heading1"/>
+        <w:widowControl/>
       </w:pPr>
       <w:r>
-        <w:rPr>
-          <w:rFonts w:ascii="Calibri" w:hAnsi="Calibri" w:eastAsia="Calibri"/>
-          <w:b/>
-          <w:i w:val="0"/>
-          <w:color w:val="004E8C"/>
-          <w:sz w:val="28"/>
-        </w:rPr>
         <w:t>Mənbələr və istinadlar</w:t>
       </w:r>
     </w:p>
     <w:p>
       <w:pPr>
-        <w:keepNext/>
-        <w:spacing w:before="240" w:after="120"/>
+        <w:pStyle w:val="Heading2"/>
+        <w:widowControl/>
       </w:pPr>
       <w:r>
         <w:rPr>
-          <w:rFonts w:ascii="Calibri" w:hAnsi="Calibri" w:eastAsia="Calibri"/>
-          <w:b/>
-          <w:i w:val="0"/>
-          <w:color w:val="004E8C"/>
-          <w:sz w:val="24"/>
+          <w:sz w:val="20"/>
         </w:rPr>
-        <w:t>A. Kitablar və əsas elmi əsərlər</w:t>
+        <w:t>A Kitablar və əsas elmi əsərlər</w:t>
       </w:r>
     </w:p>
     <w:p>
       <w:pPr>
-        <w:spacing w:after="80"/>
-        <w:ind w:left="360"/>
+        <w:widowControl/>
       </w:pPr>
       <w:r>
         <w:rPr>
-          <w:rFonts w:ascii="Calibri" w:hAnsi="Calibri" w:eastAsia="Calibri"/>
-          <w:b w:val="0"/>
-          <w:i w:val="0"/>
-          <w:sz w:val="22"/>
+          <w:sz w:val="20"/>
         </w:rPr>
         <w:t>1. Newton, Isaac. Philosophiae Naturalis Principia Mathematica. London, 1687.</w:t>
       </w:r>
     </w:p>
     <w:p>
       <w:pPr>
-        <w:keepNext/>
-        <w:spacing w:before="240" w:after="120"/>
+        <w:pStyle w:val="Heading2"/>
+        <w:widowControl/>
       </w:pPr>
       <w:r>
         <w:rPr>
-          <w:rFonts w:ascii="Calibri" w:hAnsi="Calibri" w:eastAsia="Calibri"/>
-          <w:b/>
-          <w:i w:val="0"/>
-          <w:color w:val="004E8C"/>
-          <w:sz w:val="24"/>
+          <w:sz w:val="20"/>
         </w:rPr>
-        <w:t>C. Təşkilatların materialları və ensiklopedik mənbələr</w:t>
+        <w:t>C Qurumların materialları və ensiklopedik mənbələr</w:t>
       </w:r>
     </w:p>
     <w:p>
       <w:pPr>
-        <w:spacing w:after="80"/>
-        <w:ind w:left="360"/>
+        <w:widowControl/>
       </w:pPr>
       <w:r>
         <w:rPr>
-          <w:rFonts w:ascii="Calibri" w:hAnsi="Calibri" w:eastAsia="Calibri"/>
-          <w:b w:val="0"/>
-          <w:i w:val="0"/>
-          <w:sz w:val="22"/>
+          <w:sz w:val="20"/>
         </w:rPr>
-        <w:t>1. Encyclopaedia Britannica. “Isaac Newton” (“İsaak Nyuton”).</w:t>
-      </w:r>
-      <w:r>
-        <w:rPr>
-          <w:rFonts w:ascii="Calibri" w:hAnsi="Calibri" w:eastAsia="Calibri"/>
-          <w:b w:val="0"/>
-          <w:i w:val="0"/>
-          <w:sz w:val="22"/>
-        </w:rPr>
-        <w:t xml:space="preserve"> </w:t>
+        <w:t xml:space="preserve">1. Encyclopaedia Britannica. 'Isaac Newton.' </w:t>
       </w:r>
       <w:hyperlink r:id="rId9">
         <w:r>
           <w:rPr>
-            <w:rFonts w:ascii="Calibri" w:hAnsi="Calibri" w:eastAsia="Calibri"/>
-            <w:b w:val="0"/>
-            <w:i w:val="0"/>
-            <w:sz w:val="22"/>
-            <w:color w:val="0563C1"/>
-            <w:u w:val="single"/>
+            <w:sz w:val="20"/>
           </w:rPr>
           <w:t>https://www.britannica.com/biography/Isaac-Newton</w:t>
         </w:r>
       </w:hyperlink>
+      <w:r>
+        <w:rPr>
+          <w:sz w:val="20"/>
+        </w:rPr>
+      </w:r>
     </w:p>
     <w:p>
       <w:pPr>
-        <w:spacing w:after="80"/>
-        <w:ind w:left="360"/>
+        <w:widowControl/>
       </w:pPr>
       <w:r>
         <w:rPr>
-          <w:rFonts w:ascii="Calibri" w:hAnsi="Calibri" w:eastAsia="Calibri"/>
-          <w:b w:val="0"/>
-          <w:i w:val="0"/>
-          <w:sz w:val="22"/>
+          <w:sz w:val="20"/>
         </w:rPr>
-        <w:t>2. Stanford Encyclopedia of Philosophy. “Newton’s Philosophiae Naturalis Principia Mathematica” (“Nyutonun Philosophiae Naturalis Principia Mathematica əsəri”).</w:t>
-      </w:r>
-      <w:r>
-        <w:rPr>
-          <w:rFonts w:ascii="Calibri" w:hAnsi="Calibri" w:eastAsia="Calibri"/>
-          <w:b w:val="0"/>
-          <w:i w:val="0"/>
-          <w:sz w:val="22"/>
-        </w:rPr>
-        <w:t xml:space="preserve"> </w:t>
+        <w:t xml:space="preserve">2. Stanford Encyclopedia of Philosophy. 'Newton's Philosophiae Naturalis Principia Mathematica.' </w:t>
       </w:r>
       <w:hyperlink r:id="rId10">
         <w:r>
           <w:rPr>
-            <w:rFonts w:ascii="Calibri" w:hAnsi="Calibri" w:eastAsia="Calibri"/>
-            <w:b w:val="0"/>
-            <w:i w:val="0"/>
-            <w:sz w:val="22"/>
-            <w:color w:val="0563C1"/>
-            <w:u w:val="single"/>
+            <w:sz w:val="20"/>
           </w:rPr>
           <w:t>https://plato.stanford.edu/entries/newton-principia/</w:t>
         </w:r>
       </w:hyperlink>
-    </w:p>
-    <w:p>
-      <w:pPr>
-        <w:keepNext/>
-        <w:spacing w:before="240" w:after="120"/>
-      </w:pPr>
       <w:r>
         <w:rPr>
-          <w:rFonts w:ascii="Calibri" w:hAnsi="Calibri" w:eastAsia="Calibri"/>
-          <w:b/>
-          <w:i w:val="0"/>
-          <w:color w:val="004E8C"/>
-          <w:sz w:val="24"/>
+          <w:sz w:val="20"/>
         </w:rPr>
-        <w:t>D. Muzey, arxiv və kitabxana materialları</w:t>
       </w:r>
     </w:p>
     <w:p>
       <w:pPr>
-        <w:spacing w:after="80"/>
-        <w:ind w:left="360"/>
+        <w:pStyle w:val="Heading2"/>
+        <w:widowControl/>
       </w:pPr>
       <w:r>
         <w:rPr>
-          <w:rFonts w:ascii="Calibri" w:hAnsi="Calibri" w:eastAsia="Calibri"/>
-          <w:b w:val="0"/>
-          <w:i w:val="0"/>
-          <w:sz w:val="22"/>
+          <w:sz w:val="20"/>
         </w:rPr>
-        <w:t>1. The Royal Society. İsaak Nyuton.</w:t>
+        <w:t>D Muzey arxiv və kitabxana materialları</w:t>
       </w:r>
+    </w:p>
+    <w:p>
+      <w:pPr>
+        <w:widowControl/>
+      </w:pPr>
       <w:r>
         <w:rPr>
-          <w:rFonts w:ascii="Calibri" w:hAnsi="Calibri" w:eastAsia="Calibri"/>
-          <w:b w:val="0"/>
-          <w:i w:val="0"/>
-          <w:sz w:val="22"/>
+          <w:sz w:val="20"/>
         </w:rPr>
-        <w:t xml:space="preserve"> </w:t>
+        <w:t xml:space="preserve">1. The Royal Society. Isaac Newton. </w:t>
       </w:r>
       <w:hyperlink r:id="rId11">
         <w:r>
           <w:rPr>
-            <w:rFonts w:ascii="Calibri" w:hAnsi="Calibri" w:eastAsia="Calibri"/>
-            <w:b w:val="0"/>
-            <w:i w:val="0"/>
-            <w:sz w:val="22"/>
-            <w:color w:val="0563C1"/>
-            <w:u w:val="single"/>
+            <w:sz w:val="20"/>
           </w:rPr>
           <w:t>https://royalsociety.org/people/isaac-newton-12403/</w:t>
         </w:r>
       </w:hyperlink>
+      <w:r>
+        <w:rPr>
+          <w:sz w:val="20"/>
+        </w:rPr>
+      </w:r>
     </w:p>
     <w:sectPr>
-      <w:pgSz w:w="12240" w:h="15840"/>
-      <w:pgMar w:top="1296" w:right="1440" w:bottom="1296" w:left="1440" w:header="720" w:footer="720" w:gutter="0"/>
+      <w:footerReference w:type="default" r:id="rId12"/>
+      <w:pgSz w:w="11906" w:h="16838"/>
+      <w:pgMar w:top="1020" w:right="1134" w:bottom="1020" w:left="1134" w:header="720" w:footer="720" w:gutter="0"/>
       <w:cols w:space="720"/>
       <w:docGrid w:linePitch="360"/>
     </w:sectPr>
   </w:body>
 </w:document>
+</file>
+
+<file path=word/footer1.xml><?xml version="1.0" encoding="utf-8"?>
+<w:ftr xmlns:m="http://schemas.openxmlformats.org/officeDocument/2006/math" xmlns:mc="http://schemas.openxmlformats.org/markup-compatibility/2006" xmlns:mo="http://schemas.microsoft.com/office/mac/office/2008/main" xmlns:mv="urn:schemas-microsoft-com:mac:vml" xmlns:o="urn:schemas-microsoft-com:office:office" xmlns:r="http://schemas.openxmlformats.org/officeDocument/2006/relationships" xmlns:v="urn:schemas-microsoft-com:vml" xmlns:w10="urn:schemas-microsoft-com:office:word" xmlns:w14="http://schemas.microsoft.com/office/word/2010/wordml" xmlns:w="http://schemas.openxmlformats.org/wordprocessingml/2006/main" xmlns:wne="http://schemas.microsoft.com/office/word/2006/wordml" xmlns:wp14="http://schemas.microsoft.com/office/word/2010/wordprocessingDrawing" xmlns:wp="http://schemas.openxmlformats.org/drawingml/2006/wordprocessingDrawing" xmlns:wpc="http://schemas.microsoft.com/office/word/2010/wordprocessingCanvas" xmlns:wpg="http://schemas.microsoft.com/office/word/2010/wordprocessingGroup" xmlns:wpi="http://schemas.microsoft.com/office/word/2010/wordprocessingInk" xmlns:wps="http://schemas.microsoft.com/office/word/2010/wordprocessingShape" mc:Ignorable="w14 wp14">
+  <w:p>
+    <w:pPr>
+      <w:pStyle w:val="Footer"/>
+      <w:jc w:val="right"/>
+    </w:pPr>
+    <w:fldSimple w:instr="PAGE"/>
+  </w:p>
+</w:ftr>
 </file>
 
 <file path=word/numbering.xml><?xml version="1.0" encoding="utf-8"?>
@@ -735,7 +558,7 @@
   <w:docDefaults>
     <w:rPrDefault>
       <w:rPr>
-        <w:rFonts w:asciiTheme="minorHAnsi" w:eastAsiaTheme="minorEastAsia" w:hAnsiTheme="minorHAnsi" w:cstheme="minorBidi"/>
+        <w:rFonts/>
         <w:sz w:val="22"/>
         <w:szCs w:val="22"/>
         <w:lang w:val="en-US" w:eastAsia="en-US" w:bidi="ar-SA"/>
@@ -890,6 +713,15 @@
     <w:name w:val="Normal"/>
     <w:qFormat/>
     <w:rsid w:val="00FC693F"/>
+    <w:pPr>
+      <w:spacing w:after="120" w:line="259" w:lineRule="auto"/>
+    </w:pPr>
+    <w:rPr>
+      <w:rFonts w:ascii="Times New Roman" w:hAnsi="Times New Roman"/>
+      <w:color w:val="000000"/>
+      <w:sz w:val="24"/>
+      <w:lang w:val="az-Latn-AZ"/>
+    </w:rPr>
   </w:style>
   <w:style w:type="paragraph" w:styleId="Header">
     <w:name w:val="header"/>
@@ -946,16 +778,17 @@
     <w:pPr>
       <w:keepNext/>
       <w:keepLines/>
-      <w:spacing w:before="480" w:after="0"/>
+      <w:spacing w:before="480" w:after="120" w:line="259" w:lineRule="auto"/>
       <w:outlineLvl w:val="0"/>
     </w:pPr>
     <w:rPr>
-      <w:rFonts w:asciiTheme="majorHAnsi" w:eastAsiaTheme="majorEastAsia" w:hAnsiTheme="majorHAnsi" w:cstheme="majorBidi"/>
+      <w:rFonts w:ascii="Times New Roman" w:hAnsi="Times New Roman"/>
       <w:b/>
       <w:bCs/>
-      <w:color w:val="365F91" w:themeColor="accent1" w:themeShade="BF"/>
-      <w:sz w:val="28"/>
+      <w:color w:val="000000"/>
+      <w:sz w:val="26"/>
       <w:szCs w:val="28"/>
+      <w:lang w:val="az-Latn-AZ"/>
     </w:rPr>
   </w:style>
   <w:style w:type="paragraph" w:styleId="Heading2">
@@ -970,16 +803,17 @@
     <w:pPr>
       <w:keepNext/>
       <w:keepLines/>
-      <w:spacing w:before="200" w:after="0"/>
+      <w:spacing w:before="200" w:after="120" w:line="259" w:lineRule="auto"/>
       <w:outlineLvl w:val="1"/>
     </w:pPr>
     <w:rPr>
-      <w:rFonts w:asciiTheme="majorHAnsi" w:eastAsiaTheme="majorEastAsia" w:hAnsiTheme="majorHAnsi" w:cstheme="majorBidi"/>
+      <w:rFonts w:ascii="Times New Roman" w:hAnsi="Times New Roman"/>
       <w:b/>
       <w:bCs/>
-      <w:color w:val="4F81BD" w:themeColor="accent1"/>
+      <w:color w:val="000000"/>
       <w:sz w:val="26"/>
       <w:szCs w:val="26"/>
+      <w:lang w:val="az-Latn-AZ"/>
     </w:rPr>
   </w:style>
   <w:style w:type="paragraph" w:styleId="Heading3">
@@ -998,7 +832,7 @@
       <w:outlineLvl w:val="2"/>
     </w:pPr>
     <w:rPr>
-      <w:rFonts w:asciiTheme="majorHAnsi" w:eastAsiaTheme="majorEastAsia" w:hAnsiTheme="majorHAnsi" w:cstheme="majorBidi"/>
+      <w:rFonts/>
       <w:b/>
       <w:bCs/>
       <w:color w:val="4F81BD" w:themeColor="accent1"/>
@@ -1021,7 +855,7 @@
       <w:outlineLvl w:val="3"/>
     </w:pPr>
     <w:rPr>
-      <w:rFonts w:asciiTheme="majorHAnsi" w:eastAsiaTheme="majorEastAsia" w:hAnsiTheme="majorHAnsi" w:cstheme="majorBidi"/>
+      <w:rFonts/>
       <w:b/>
       <w:bCs/>
       <w:i/>
@@ -1046,7 +880,7 @@
       <w:outlineLvl w:val="4"/>
     </w:pPr>
     <w:rPr>
-      <w:rFonts w:asciiTheme="majorHAnsi" w:eastAsiaTheme="majorEastAsia" w:hAnsiTheme="majorHAnsi" w:cstheme="majorBidi"/>
+      <w:rFonts/>
       <w:color w:val="243F60" w:themeColor="accent1" w:themeShade="7F"/>
     </w:rPr>
   </w:style>
@@ -1067,7 +901,7 @@
       <w:outlineLvl w:val="5"/>
     </w:pPr>
     <w:rPr>
-      <w:rFonts w:asciiTheme="majorHAnsi" w:eastAsiaTheme="majorEastAsia" w:hAnsiTheme="majorHAnsi" w:cstheme="majorBidi"/>
+      <w:rFonts/>
       <w:i/>
       <w:iCs/>
       <w:color w:val="243F60" w:themeColor="accent1" w:themeShade="7F"/>
@@ -1090,7 +924,7 @@
       <w:outlineLvl w:val="6"/>
     </w:pPr>
     <w:rPr>
-      <w:rFonts w:asciiTheme="majorHAnsi" w:eastAsiaTheme="majorEastAsia" w:hAnsiTheme="majorHAnsi" w:cstheme="majorBidi"/>
+      <w:rFonts/>
       <w:i/>
       <w:iCs/>
       <w:color w:val="404040" w:themeColor="text1" w:themeTint="BF"/>
@@ -1113,7 +947,7 @@
       <w:outlineLvl w:val="7"/>
     </w:pPr>
     <w:rPr>
-      <w:rFonts w:asciiTheme="majorHAnsi" w:eastAsiaTheme="majorEastAsia" w:hAnsiTheme="majorHAnsi" w:cstheme="majorBidi"/>
+      <w:rFonts/>
       <w:color w:val="4F81BD" w:themeColor="accent1"/>
       <w:sz w:val="20"/>
       <w:szCs w:val="20"/>
@@ -1136,7 +970,7 @@
       <w:outlineLvl w:val="8"/>
     </w:pPr>
     <w:rPr>
-      <w:rFonts w:asciiTheme="majorHAnsi" w:eastAsiaTheme="majorEastAsia" w:hAnsiTheme="majorHAnsi" w:cstheme="majorBidi"/>
+      <w:rFonts/>
       <w:i/>
       <w:iCs/>
       <w:color w:val="404040" w:themeColor="text1" w:themeTint="BF"/>
@@ -1187,7 +1021,7 @@
     <w:uiPriority w:val="9"/>
     <w:rsid w:val="00FC693F"/>
     <w:rPr>
-      <w:rFonts w:asciiTheme="majorHAnsi" w:eastAsiaTheme="majorEastAsia" w:hAnsiTheme="majorHAnsi" w:cstheme="majorBidi"/>
+      <w:rFonts/>
       <w:b/>
       <w:bCs/>
       <w:color w:val="365F91" w:themeColor="accent1" w:themeShade="BF"/>
@@ -1202,7 +1036,7 @@
     <w:uiPriority w:val="9"/>
     <w:rsid w:val="00FC693F"/>
     <w:rPr>
-      <w:rFonts w:asciiTheme="majorHAnsi" w:eastAsiaTheme="majorEastAsia" w:hAnsiTheme="majorHAnsi" w:cstheme="majorBidi"/>
+      <w:rFonts/>
       <w:b/>
       <w:bCs/>
       <w:color w:val="4F81BD" w:themeColor="accent1"/>
@@ -1217,7 +1051,7 @@
     <w:uiPriority w:val="9"/>
     <w:rsid w:val="00FC693F"/>
     <w:rPr>
-      <w:rFonts w:asciiTheme="majorHAnsi" w:eastAsiaTheme="majorEastAsia" w:hAnsiTheme="majorHAnsi" w:cstheme="majorBidi"/>
+      <w:rFonts/>
       <w:b/>
       <w:bCs/>
       <w:color w:val="4F81BD" w:themeColor="accent1"/>
@@ -1232,19 +1066,17 @@
     <w:qFormat/>
     <w:rsid w:val="00FC693F"/>
     <w:pPr>
-      <w:pBdr>
-        <w:bottom w:val="single" w:sz="8" w:space="4" w:color="4F81BD" w:themeColor="accent1"/>
-      </w:pBdr>
-      <w:spacing w:after="300" w:line="240" w:lineRule="auto"/>
+      <w:spacing w:after="120" w:line="259" w:lineRule="auto"/>
       <w:contextualSpacing/>
     </w:pPr>
     <w:rPr>
-      <w:rFonts w:asciiTheme="majorHAnsi" w:eastAsiaTheme="majorEastAsia" w:hAnsiTheme="majorHAnsi" w:cstheme="majorBidi"/>
-      <w:color w:val="17365D" w:themeColor="text2" w:themeShade="BF"/>
+      <w:rFonts w:ascii="Times New Roman" w:hAnsi="Times New Roman"/>
+      <w:color w:val="000000"/>
       <w:spacing w:val="5"/>
       <w:kern w:val="28"/>
-      <w:sz w:val="52"/>
+      <w:sz w:val="40"/>
       <w:szCs w:val="52"/>
+      <w:lang w:val="az-Latn-AZ"/>
     </w:rPr>
   </w:style>
   <w:style w:type="character" w:customStyle="1" w:styleId="TitleChar">
@@ -1254,7 +1086,7 @@
     <w:uiPriority w:val="10"/>
     <w:rsid w:val="00FC693F"/>
     <w:rPr>
-      <w:rFonts w:asciiTheme="majorHAnsi" w:eastAsiaTheme="majorEastAsia" w:hAnsiTheme="majorHAnsi" w:cstheme="majorBidi"/>
+      <w:rFonts/>
       <w:color w:val="17365D" w:themeColor="text2" w:themeShade="BF"/>
       <w:spacing w:val="5"/>
       <w:kern w:val="28"/>
@@ -1276,7 +1108,7 @@
       </w:numPr>
     </w:pPr>
     <w:rPr>
-      <w:rFonts w:asciiTheme="majorHAnsi" w:eastAsiaTheme="majorEastAsia" w:hAnsiTheme="majorHAnsi" w:cstheme="majorBidi"/>
+      <w:rFonts/>
       <w:i/>
       <w:iCs/>
       <w:color w:val="4F81BD" w:themeColor="accent1"/>
@@ -1292,7 +1124,7 @@
     <w:uiPriority w:val="11"/>
     <w:rsid w:val="00FC693F"/>
     <w:rPr>
-      <w:rFonts w:asciiTheme="majorHAnsi" w:eastAsiaTheme="majorEastAsia" w:hAnsiTheme="majorHAnsi" w:cstheme="majorBidi"/>
+      <w:rFonts/>
       <w:i/>
       <w:iCs/>
       <w:color w:val="4F81BD" w:themeColor="accent1"/>
@@ -1417,8 +1249,15 @@
       <w:numPr>
         <w:numId w:val="1"/>
       </w:numPr>
+      <w:spacing w:after="120" w:line="259" w:lineRule="auto"/>
       <w:contextualSpacing/>
     </w:pPr>
+    <w:rPr>
+      <w:rFonts w:ascii="Times New Roman" w:hAnsi="Times New Roman"/>
+      <w:color w:val="000000"/>
+      <w:sz w:val="24"/>
+      <w:lang w:val="az-Latn-AZ"/>
+    </w:rPr>
   </w:style>
   <w:style w:type="paragraph" w:styleId="ListBullet2">
     <w:name w:val="List Bullet 2"/>
@@ -1590,7 +1429,7 @@
     <w:semiHidden/>
     <w:rsid w:val="00FC693F"/>
     <w:rPr>
-      <w:rFonts w:asciiTheme="majorHAnsi" w:eastAsiaTheme="majorEastAsia" w:hAnsiTheme="majorHAnsi" w:cstheme="majorBidi"/>
+      <w:rFonts/>
       <w:b/>
       <w:bCs/>
       <w:i/>
@@ -1606,7 +1445,7 @@
     <w:semiHidden/>
     <w:rsid w:val="00FC693F"/>
     <w:rPr>
-      <w:rFonts w:asciiTheme="majorHAnsi" w:eastAsiaTheme="majorEastAsia" w:hAnsiTheme="majorHAnsi" w:cstheme="majorBidi"/>
+      <w:rFonts/>
       <w:color w:val="243F60" w:themeColor="accent1" w:themeShade="7F"/>
     </w:rPr>
   </w:style>
@@ -1618,7 +1457,7 @@
     <w:semiHidden/>
     <w:rsid w:val="00FC693F"/>
     <w:rPr>
-      <w:rFonts w:asciiTheme="majorHAnsi" w:eastAsiaTheme="majorEastAsia" w:hAnsiTheme="majorHAnsi" w:cstheme="majorBidi"/>
+      <w:rFonts/>
       <w:i/>
       <w:iCs/>
       <w:color w:val="243F60" w:themeColor="accent1" w:themeShade="7F"/>
@@ -1632,7 +1471,7 @@
     <w:semiHidden/>
     <w:rsid w:val="00FC693F"/>
     <w:rPr>
-      <w:rFonts w:asciiTheme="majorHAnsi" w:eastAsiaTheme="majorEastAsia" w:hAnsiTheme="majorHAnsi" w:cstheme="majorBidi"/>
+      <w:rFonts/>
       <w:i/>
       <w:iCs/>
       <w:color w:val="404040" w:themeColor="text1" w:themeTint="BF"/>
@@ -1646,7 +1485,7 @@
     <w:semiHidden/>
     <w:rsid w:val="00FC693F"/>
     <w:rPr>
-      <w:rFonts w:asciiTheme="majorHAnsi" w:eastAsiaTheme="majorEastAsia" w:hAnsiTheme="majorHAnsi" w:cstheme="majorBidi"/>
+      <w:rFonts/>
       <w:color w:val="4F81BD" w:themeColor="accent1"/>
       <w:sz w:val="20"/>
       <w:szCs w:val="20"/>
@@ -1660,7 +1499,7 @@
     <w:semiHidden/>
     <w:rsid w:val="00FC693F"/>
     <w:rPr>
-      <w:rFonts w:asciiTheme="majorHAnsi" w:eastAsiaTheme="majorEastAsia" w:hAnsiTheme="majorHAnsi" w:cstheme="majorBidi"/>
+      <w:rFonts/>
       <w:i/>
       <w:iCs/>
       <w:color w:val="404040" w:themeColor="text1" w:themeTint="BF"/>
@@ -1719,9 +1558,6 @@
     <w:qFormat/>
     <w:rsid w:val="00FC693F"/>
     <w:pPr>
-      <w:pBdr>
-        <w:bottom w:val="single" w:sz="4" w:space="4" w:color="4F81BD" w:themeColor="accent1"/>
-      </w:pBdr>
       <w:spacing w:before="200" w:after="280"/>
       <w:ind w:left="936" w:right="936"/>
     </w:pPr>
@@ -3249,7 +3085,7 @@
         <w:spacing w:before="0" w:after="0" w:line="240" w:lineRule="auto"/>
       </w:pPr>
       <w:rPr>
-        <w:rFonts w:asciiTheme="majorHAnsi" w:eastAsiaTheme="majorEastAsia" w:hAnsiTheme="majorHAnsi" w:cstheme="majorBidi"/>
+        <w:rFonts/>
         <w:b/>
         <w:bCs/>
       </w:rPr>
@@ -3270,7 +3106,7 @@
         <w:spacing w:before="0" w:after="0" w:line="240" w:lineRule="auto"/>
       </w:pPr>
       <w:rPr>
-        <w:rFonts w:asciiTheme="majorHAnsi" w:eastAsiaTheme="majorEastAsia" w:hAnsiTheme="majorHAnsi" w:cstheme="majorBidi"/>
+        <w:rFonts/>
         <w:b/>
         <w:bCs/>
       </w:rPr>
@@ -3288,14 +3124,14 @@
     </w:tblStylePr>
     <w:tblStylePr w:type="firstCol">
       <w:rPr>
-        <w:rFonts w:asciiTheme="majorHAnsi" w:eastAsiaTheme="majorEastAsia" w:hAnsiTheme="majorHAnsi" w:cstheme="majorBidi"/>
+        <w:rFonts/>
         <w:b/>
         <w:bCs/>
       </w:rPr>
     </w:tblStylePr>
     <w:tblStylePr w:type="lastCol">
       <w:rPr>
-        <w:rFonts w:asciiTheme="majorHAnsi" w:eastAsiaTheme="majorEastAsia" w:hAnsiTheme="majorHAnsi" w:cstheme="majorBidi"/>
+        <w:rFonts/>
         <w:b/>
         <w:bCs/>
       </w:rPr>
@@ -3379,7 +3215,7 @@
         <w:spacing w:before="0" w:after="0" w:line="240" w:lineRule="auto"/>
       </w:pPr>
       <w:rPr>
-        <w:rFonts w:asciiTheme="majorHAnsi" w:eastAsiaTheme="majorEastAsia" w:hAnsiTheme="majorHAnsi" w:cstheme="majorBidi"/>
+        <w:rFonts/>
         <w:b/>
         <w:bCs/>
       </w:rPr>
@@ -3400,7 +3236,7 @@
         <w:spacing w:before="0" w:after="0" w:line="240" w:lineRule="auto"/>
       </w:pPr>
       <w:rPr>
-        <w:rFonts w:asciiTheme="majorHAnsi" w:eastAsiaTheme="majorEastAsia" w:hAnsiTheme="majorHAnsi" w:cstheme="majorBidi"/>
+        <w:rFonts/>
         <w:b/>
         <w:bCs/>
       </w:rPr>
@@ -3418,14 +3254,14 @@
     </w:tblStylePr>
     <w:tblStylePr w:type="firstCol">
       <w:rPr>
-        <w:rFonts w:asciiTheme="majorHAnsi" w:eastAsiaTheme="majorEastAsia" w:hAnsiTheme="majorHAnsi" w:cstheme="majorBidi"/>
+        <w:rFonts/>
         <w:b/>
         <w:bCs/>
       </w:rPr>
     </w:tblStylePr>
     <w:tblStylePr w:type="lastCol">
       <w:rPr>
-        <w:rFonts w:asciiTheme="majorHAnsi" w:eastAsiaTheme="majorEastAsia" w:hAnsiTheme="majorHAnsi" w:cstheme="majorBidi"/>
+        <w:rFonts/>
         <w:b/>
         <w:bCs/>
       </w:rPr>
@@ -3509,7 +3345,7 @@
         <w:spacing w:before="0" w:after="0" w:line="240" w:lineRule="auto"/>
       </w:pPr>
       <w:rPr>
-        <w:rFonts w:asciiTheme="majorHAnsi" w:eastAsiaTheme="majorEastAsia" w:hAnsiTheme="majorHAnsi" w:cstheme="majorBidi"/>
+        <w:rFonts/>
         <w:b/>
         <w:bCs/>
       </w:rPr>
@@ -3530,7 +3366,7 @@
         <w:spacing w:before="0" w:after="0" w:line="240" w:lineRule="auto"/>
       </w:pPr>
       <w:rPr>
-        <w:rFonts w:asciiTheme="majorHAnsi" w:eastAsiaTheme="majorEastAsia" w:hAnsiTheme="majorHAnsi" w:cstheme="majorBidi"/>
+        <w:rFonts/>
         <w:b/>
         <w:bCs/>
       </w:rPr>
@@ -3548,14 +3384,14 @@
     </w:tblStylePr>
     <w:tblStylePr w:type="firstCol">
       <w:rPr>
-        <w:rFonts w:asciiTheme="majorHAnsi" w:eastAsiaTheme="majorEastAsia" w:hAnsiTheme="majorHAnsi" w:cstheme="majorBidi"/>
+        <w:rFonts/>
         <w:b/>
         <w:bCs/>
       </w:rPr>
     </w:tblStylePr>
     <w:tblStylePr w:type="lastCol">
       <w:rPr>
-        <w:rFonts w:asciiTheme="majorHAnsi" w:eastAsiaTheme="majorEastAsia" w:hAnsiTheme="majorHAnsi" w:cstheme="majorBidi"/>
+        <w:rFonts/>
         <w:b/>
         <w:bCs/>
       </w:rPr>
@@ -3639,7 +3475,7 @@
         <w:spacing w:before="0" w:after="0" w:line="240" w:lineRule="auto"/>
       </w:pPr>
       <w:rPr>
-        <w:rFonts w:asciiTheme="majorHAnsi" w:eastAsiaTheme="majorEastAsia" w:hAnsiTheme="majorHAnsi" w:cstheme="majorBidi"/>
+        <w:rFonts/>
         <w:b/>
         <w:bCs/>
       </w:rPr>
@@ -3660,7 +3496,7 @@
         <w:spacing w:before="0" w:after="0" w:line="240" w:lineRule="auto"/>
       </w:pPr>
       <w:rPr>
-        <w:rFonts w:asciiTheme="majorHAnsi" w:eastAsiaTheme="majorEastAsia" w:hAnsiTheme="majorHAnsi" w:cstheme="majorBidi"/>
+        <w:rFonts/>
         <w:b/>
         <w:bCs/>
       </w:rPr>
@@ -3678,14 +3514,14 @@
     </w:tblStylePr>
     <w:tblStylePr w:type="firstCol">
       <w:rPr>
-        <w:rFonts w:asciiTheme="majorHAnsi" w:eastAsiaTheme="majorEastAsia" w:hAnsiTheme="majorHAnsi" w:cstheme="majorBidi"/>
+        <w:rFonts/>
         <w:b/>
         <w:bCs/>
       </w:rPr>
     </w:tblStylePr>
     <w:tblStylePr w:type="lastCol">
       <w:rPr>
-        <w:rFonts w:asciiTheme="majorHAnsi" w:eastAsiaTheme="majorEastAsia" w:hAnsiTheme="majorHAnsi" w:cstheme="majorBidi"/>
+        <w:rFonts/>
         <w:b/>
         <w:bCs/>
       </w:rPr>
@@ -3769,7 +3605,7 @@
         <w:spacing w:before="0" w:after="0" w:line="240" w:lineRule="auto"/>
       </w:pPr>
       <w:rPr>
-        <w:rFonts w:asciiTheme="majorHAnsi" w:eastAsiaTheme="majorEastAsia" w:hAnsiTheme="majorHAnsi" w:cstheme="majorBidi"/>
+        <w:rFonts/>
         <w:b/>
         <w:bCs/>
       </w:rPr>
@@ -3790,7 +3626,7 @@
         <w:spacing w:before="0" w:after="0" w:line="240" w:lineRule="auto"/>
       </w:pPr>
       <w:rPr>
-        <w:rFonts w:asciiTheme="majorHAnsi" w:eastAsiaTheme="majorEastAsia" w:hAnsiTheme="majorHAnsi" w:cstheme="majorBidi"/>
+        <w:rFonts/>
         <w:b/>
         <w:bCs/>
       </w:rPr>
@@ -3808,14 +3644,14 @@
     </w:tblStylePr>
     <w:tblStylePr w:type="firstCol">
       <w:rPr>
-        <w:rFonts w:asciiTheme="majorHAnsi" w:eastAsiaTheme="majorEastAsia" w:hAnsiTheme="majorHAnsi" w:cstheme="majorBidi"/>
+        <w:rFonts/>
         <w:b/>
         <w:bCs/>
       </w:rPr>
     </w:tblStylePr>
     <w:tblStylePr w:type="lastCol">
       <w:rPr>
-        <w:rFonts w:asciiTheme="majorHAnsi" w:eastAsiaTheme="majorEastAsia" w:hAnsiTheme="majorHAnsi" w:cstheme="majorBidi"/>
+        <w:rFonts/>
         <w:b/>
         <w:bCs/>
       </w:rPr>
@@ -3899,7 +3735,7 @@
         <w:spacing w:before="0" w:after="0" w:line="240" w:lineRule="auto"/>
       </w:pPr>
       <w:rPr>
-        <w:rFonts w:asciiTheme="majorHAnsi" w:eastAsiaTheme="majorEastAsia" w:hAnsiTheme="majorHAnsi" w:cstheme="majorBidi"/>
+        <w:rFonts/>
         <w:b/>
         <w:bCs/>
       </w:rPr>
@@ -3920,7 +3756,7 @@
         <w:spacing w:before="0" w:after="0" w:line="240" w:lineRule="auto"/>
       </w:pPr>
       <w:rPr>
-        <w:rFonts w:asciiTheme="majorHAnsi" w:eastAsiaTheme="majorEastAsia" w:hAnsiTheme="majorHAnsi" w:cstheme="majorBidi"/>
+        <w:rFonts/>
         <w:b/>
         <w:bCs/>
       </w:rPr>
@@ -3938,14 +3774,14 @@
     </w:tblStylePr>
     <w:tblStylePr w:type="firstCol">
       <w:rPr>
-        <w:rFonts w:asciiTheme="majorHAnsi" w:eastAsiaTheme="majorEastAsia" w:hAnsiTheme="majorHAnsi" w:cstheme="majorBidi"/>
+        <w:rFonts/>
         <w:b/>
         <w:bCs/>
       </w:rPr>
     </w:tblStylePr>
     <w:tblStylePr w:type="lastCol">
       <w:rPr>
-        <w:rFonts w:asciiTheme="majorHAnsi" w:eastAsiaTheme="majorEastAsia" w:hAnsiTheme="majorHAnsi" w:cstheme="majorBidi"/>
+        <w:rFonts/>
         <w:b/>
         <w:bCs/>
       </w:rPr>
@@ -4029,7 +3865,7 @@
         <w:spacing w:before="0" w:after="0" w:line="240" w:lineRule="auto"/>
       </w:pPr>
       <w:rPr>
-        <w:rFonts w:asciiTheme="majorHAnsi" w:eastAsiaTheme="majorEastAsia" w:hAnsiTheme="majorHAnsi" w:cstheme="majorBidi"/>
+        <w:rFonts/>
         <w:b/>
         <w:bCs/>
       </w:rPr>
@@ -4050,7 +3886,7 @@
         <w:spacing w:before="0" w:after="0" w:line="240" w:lineRule="auto"/>
       </w:pPr>
       <w:rPr>
-        <w:rFonts w:asciiTheme="majorHAnsi" w:eastAsiaTheme="majorEastAsia" w:hAnsiTheme="majorHAnsi" w:cstheme="majorBidi"/>
+        <w:rFonts/>
         <w:b/>
         <w:bCs/>
       </w:rPr>
@@ -4068,14 +3904,14 @@
     </w:tblStylePr>
     <w:tblStylePr w:type="firstCol">
       <w:rPr>
-        <w:rFonts w:asciiTheme="majorHAnsi" w:eastAsiaTheme="majorEastAsia" w:hAnsiTheme="majorHAnsi" w:cstheme="majorBidi"/>
+        <w:rFonts/>
         <w:b/>
         <w:bCs/>
       </w:rPr>
     </w:tblStylePr>
     <w:tblStylePr w:type="lastCol">
       <w:rPr>
-        <w:rFonts w:asciiTheme="majorHAnsi" w:eastAsiaTheme="majorEastAsia" w:hAnsiTheme="majorHAnsi" w:cstheme="majorBidi"/>
+        <w:rFonts/>
         <w:b/>
         <w:bCs/>
       </w:rPr>
@@ -5940,7 +5776,7 @@
     </w:tblPr>
     <w:tblStylePr w:type="firstRow">
       <w:rPr>
-        <w:rFonts w:asciiTheme="majorHAnsi" w:eastAsiaTheme="majorEastAsia" w:hAnsiTheme="majorHAnsi" w:cstheme="majorBidi"/>
+        <w:rFonts/>
       </w:rPr>
       <w:tblPr/>
       <w:tcPr>
@@ -6024,7 +5860,7 @@
     </w:tblPr>
     <w:tblStylePr w:type="firstRow">
       <w:rPr>
-        <w:rFonts w:asciiTheme="majorHAnsi" w:eastAsiaTheme="majorEastAsia" w:hAnsiTheme="majorHAnsi" w:cstheme="majorBidi"/>
+        <w:rFonts/>
       </w:rPr>
       <w:tblPr/>
       <w:tcPr>
@@ -6108,7 +5944,7 @@
     </w:tblPr>
     <w:tblStylePr w:type="firstRow">
       <w:rPr>
-        <w:rFonts w:asciiTheme="majorHAnsi" w:eastAsiaTheme="majorEastAsia" w:hAnsiTheme="majorHAnsi" w:cstheme="majorBidi"/>
+        <w:rFonts/>
       </w:rPr>
       <w:tblPr/>
       <w:tcPr>
@@ -6192,7 +6028,7 @@
     </w:tblPr>
     <w:tblStylePr w:type="firstRow">
       <w:rPr>
-        <w:rFonts w:asciiTheme="majorHAnsi" w:eastAsiaTheme="majorEastAsia" w:hAnsiTheme="majorHAnsi" w:cstheme="majorBidi"/>
+        <w:rFonts/>
       </w:rPr>
       <w:tblPr/>
       <w:tcPr>
@@ -6276,7 +6112,7 @@
     </w:tblPr>
     <w:tblStylePr w:type="firstRow">
       <w:rPr>
-        <w:rFonts w:asciiTheme="majorHAnsi" w:eastAsiaTheme="majorEastAsia" w:hAnsiTheme="majorHAnsi" w:cstheme="majorBidi"/>
+        <w:rFonts/>
       </w:rPr>
       <w:tblPr/>
       <w:tcPr>
@@ -6360,7 +6196,7 @@
     </w:tblPr>
     <w:tblStylePr w:type="firstRow">
       <w:rPr>
-        <w:rFonts w:asciiTheme="majorHAnsi" w:eastAsiaTheme="majorEastAsia" w:hAnsiTheme="majorHAnsi" w:cstheme="majorBidi"/>
+        <w:rFonts/>
       </w:rPr>
       <w:tblPr/>
       <w:tcPr>
@@ -6444,7 +6280,7 @@
     </w:tblPr>
     <w:tblStylePr w:type="firstRow">
       <w:rPr>
-        <w:rFonts w:asciiTheme="majorHAnsi" w:eastAsiaTheme="majorEastAsia" w:hAnsiTheme="majorHAnsi" w:cstheme="majorBidi"/>
+        <w:rFonts/>
       </w:rPr>
       <w:tblPr/>
       <w:tcPr>
@@ -6509,7 +6345,7 @@
       <w:spacing w:after="0" w:line="240" w:lineRule="auto"/>
     </w:pPr>
     <w:rPr>
-      <w:rFonts w:asciiTheme="majorHAnsi" w:eastAsiaTheme="majorEastAsia" w:hAnsiTheme="majorHAnsi" w:cstheme="majorBidi"/>
+      <w:rFonts/>
       <w:color w:val="000000" w:themeColor="text1"/>
     </w:rPr>
     <w:tblPr>
@@ -6637,7 +6473,7 @@
       <w:spacing w:after="0" w:line="240" w:lineRule="auto"/>
     </w:pPr>
     <w:rPr>
-      <w:rFonts w:asciiTheme="majorHAnsi" w:eastAsiaTheme="majorEastAsia" w:hAnsiTheme="majorHAnsi" w:cstheme="majorBidi"/>
+      <w:rFonts/>
       <w:color w:val="000000" w:themeColor="text1"/>
     </w:rPr>
     <w:tblPr>
@@ -6765,7 +6601,7 @@
       <w:spacing w:after="0" w:line="240" w:lineRule="auto"/>
     </w:pPr>
     <w:rPr>
-      <w:rFonts w:asciiTheme="majorHAnsi" w:eastAsiaTheme="majorEastAsia" w:hAnsiTheme="majorHAnsi" w:cstheme="majorBidi"/>
+      <w:rFonts/>
       <w:color w:val="000000" w:themeColor="text1"/>
     </w:rPr>
     <w:tblPr>
@@ -6893,7 +6729,7 @@
       <w:spacing w:after="0" w:line="240" w:lineRule="auto"/>
     </w:pPr>
     <w:rPr>
-      <w:rFonts w:asciiTheme="majorHAnsi" w:eastAsiaTheme="majorEastAsia" w:hAnsiTheme="majorHAnsi" w:cstheme="majorBidi"/>
+      <w:rFonts/>
       <w:color w:val="000000" w:themeColor="text1"/>
     </w:rPr>
     <w:tblPr>
@@ -7021,7 +6857,7 @@
       <w:spacing w:after="0" w:line="240" w:lineRule="auto"/>
     </w:pPr>
     <w:rPr>
-      <w:rFonts w:asciiTheme="majorHAnsi" w:eastAsiaTheme="majorEastAsia" w:hAnsiTheme="majorHAnsi" w:cstheme="majorBidi"/>
+      <w:rFonts/>
       <w:color w:val="000000" w:themeColor="text1"/>
     </w:rPr>
     <w:tblPr>
@@ -7149,7 +6985,7 @@
       <w:spacing w:after="0" w:line="240" w:lineRule="auto"/>
     </w:pPr>
     <w:rPr>
-      <w:rFonts w:asciiTheme="majorHAnsi" w:eastAsiaTheme="majorEastAsia" w:hAnsiTheme="majorHAnsi" w:cstheme="majorBidi"/>
+      <w:rFonts/>
       <w:color w:val="000000" w:themeColor="text1"/>
     </w:rPr>
     <w:tblPr>
@@ -7277,7 +7113,7 @@
       <w:spacing w:after="0" w:line="240" w:lineRule="auto"/>
     </w:pPr>
     <w:rPr>
-      <w:rFonts w:asciiTheme="majorHAnsi" w:eastAsiaTheme="majorEastAsia" w:hAnsiTheme="majorHAnsi" w:cstheme="majorBidi"/>
+      <w:rFonts/>
       <w:color w:val="000000" w:themeColor="text1"/>
     </w:rPr>
     <w:tblPr>
@@ -7916,7 +7752,7 @@
       <w:spacing w:after="0" w:line="240" w:lineRule="auto"/>
     </w:pPr>
     <w:rPr>
-      <w:rFonts w:asciiTheme="majorHAnsi" w:eastAsiaTheme="majorEastAsia" w:hAnsiTheme="majorHAnsi" w:cstheme="majorBidi"/>
+      <w:rFonts/>
       <w:color w:val="000000" w:themeColor="text1"/>
     </w:rPr>
     <w:tblPr>
@@ -8041,7 +7877,7 @@
       <w:spacing w:after="0" w:line="240" w:lineRule="auto"/>
     </w:pPr>
     <w:rPr>
-      <w:rFonts w:asciiTheme="majorHAnsi" w:eastAsiaTheme="majorEastAsia" w:hAnsiTheme="majorHAnsi" w:cstheme="majorBidi"/>
+      <w:rFonts/>
       <w:color w:val="000000" w:themeColor="text1"/>
     </w:rPr>
     <w:tblPr>
@@ -8166,7 +8002,7 @@
       <w:spacing w:after="0" w:line="240" w:lineRule="auto"/>
     </w:pPr>
     <w:rPr>
-      <w:rFonts w:asciiTheme="majorHAnsi" w:eastAsiaTheme="majorEastAsia" w:hAnsiTheme="majorHAnsi" w:cstheme="majorBidi"/>
+      <w:rFonts/>
       <w:color w:val="000000" w:themeColor="text1"/>
     </w:rPr>
     <w:tblPr>
@@ -8291,7 +8127,7 @@
       <w:spacing w:after="0" w:line="240" w:lineRule="auto"/>
     </w:pPr>
     <w:rPr>
-      <w:rFonts w:asciiTheme="majorHAnsi" w:eastAsiaTheme="majorEastAsia" w:hAnsiTheme="majorHAnsi" w:cstheme="majorBidi"/>
+      <w:rFonts/>
       <w:color w:val="000000" w:themeColor="text1"/>
     </w:rPr>
     <w:tblPr>
@@ -8416,7 +8252,7 @@
       <w:spacing w:after="0" w:line="240" w:lineRule="auto"/>
     </w:pPr>
     <w:rPr>
-      <w:rFonts w:asciiTheme="majorHAnsi" w:eastAsiaTheme="majorEastAsia" w:hAnsiTheme="majorHAnsi" w:cstheme="majorBidi"/>
+      <w:rFonts/>
       <w:color w:val="000000" w:themeColor="text1"/>
     </w:rPr>
     <w:tblPr>
@@ -8541,7 +8377,7 @@
       <w:spacing w:after="0" w:line="240" w:lineRule="auto"/>
     </w:pPr>
     <w:rPr>
-      <w:rFonts w:asciiTheme="majorHAnsi" w:eastAsiaTheme="majorEastAsia" w:hAnsiTheme="majorHAnsi" w:cstheme="majorBidi"/>
+      <w:rFonts/>
       <w:color w:val="000000" w:themeColor="text1"/>
     </w:rPr>
     <w:tblPr>
@@ -8666,7 +8502,7 @@
       <w:spacing w:after="0" w:line="240" w:lineRule="auto"/>
     </w:pPr>
     <w:rPr>
-      <w:rFonts w:asciiTheme="majorHAnsi" w:eastAsiaTheme="majorEastAsia" w:hAnsiTheme="majorHAnsi" w:cstheme="majorBidi"/>
+      <w:rFonts/>
       <w:color w:val="000000" w:themeColor="text1"/>
     </w:rPr>
     <w:tblPr>

--- a/az/discovery-articles/2.4 Nyuton mexanikası.docx
+++ b/az/discovery-articles/2.4 Nyuton mexanikası.docx
@@ -32,7 +32,7 @@
         <w:rPr>
           <w:sz w:val="20"/>
         </w:rPr>
-        <w:t>Dövr: 1687-ci il, «Principia Mathematica»nın nəşri | Əsas şəxs: İsaak Nyuton</w:t>
+        <w:t>Dövr: 1687-ci il — «Principia Mathematica» əsərinin nəşri | Əsas şəxs: İsaak Nyuton</w:t>
       </w:r>
     </w:p>
     <w:p>
@@ -40,7 +40,7 @@
         <w:widowControl/>
       </w:pPr>
       <w:r>
-        <w:t>Nyuton mexanikası cisimlərin necə hərəkət etdiyini və cazibənin necə təsir göstərdiyini izah edən qanunlar toplusudur. 1687-ci ildə nəşr olunan bu yanaşma planetləri də, maşınları da eyni riyaziyyatla hesablamağa imkan verdi.</w:t>
+        <w:t>Nyuton mexanikası cisimlərin hərəkətini və cazibənin onlara təsirini izah edən qanunlar sistemidir. Nyutonun 1687-ci ildə nəşr etdirdiyi əsər göstərdi ki, həm planetlərin hərəkətini, həm də Yerdəki cisimlərin və maşınların işini eyni fiziki qanunlarla hesablamaq mümkündür.</w:t>
       </w:r>
     </w:p>
     <w:p>
@@ -58,7 +58,7 @@
         <w:widowControl/>
       </w:pPr>
       <w:r>
-        <w:t>İsaak Nyutonun «Principia» əsəri 1687-ci ildə çıxdı.</w:t>
+        <w:t>İsaak Nyutonun «Principia» əsəri 1687-ci ildə nəşr olunub.</w:t>
       </w:r>
     </w:p>
     <w:p>
@@ -67,7 +67,7 @@
         <w:widowControl/>
       </w:pPr>
       <w:r>
-        <w:t>Əsasını üç hərəkət qanunu və ümumdünya cazibə qanunu təşkil edir.</w:t>
+        <w:t>Nyuton mexanikasının əsasını üç hərəkət qanunu və ümumdünya cazibə qanunu təşkil edir.</w:t>
       </w:r>
     </w:p>
     <w:p>
@@ -76,7 +76,7 @@
         <w:widowControl/>
       </w:pPr>
       <w:r>
-        <w:t>Eyni qaydalar düşən almaya və orbitdəki peykə tətbiq olunur.</w:t>
+        <w:t>Yerə düşən almanın və orbitdə hərəkət edən peykin hərəkəti eyni qanunlarla izah olunur.</w:t>
       </w:r>
     </w:p>
     <w:p>
@@ -85,7 +85,7 @@
         <w:widowControl/>
       </w:pPr>
       <w:r>
-        <w:t>Nyuton və ondan asılı olmayaraq Leybnitsin inkişaf etdirdiyi riyazi analiz dəyişmələri ifadə etməyə imkan verdi.</w:t>
+        <w:t>Nyutonun və ondan asılı olmadan Leybnitsin inkişaf etdirdiyi riyazi analiz dəyişən kəmiyyətləri öyrənmək üçün mühüm vasitə oldu.</w:t>
       </w:r>
     </w:p>
     <w:p>
@@ -94,7 +94,7 @@
         <w:widowControl/>
       </w:pPr>
       <w:r>
-        <w:t>Eynşteyn sonralar cazibə təsəvvürünü dəqiqləşdirsə də, mühəndisliyin çoxunda Nyuton qanunları işləyir.</w:t>
+        <w:t>Sonralar Eynşteyn cazibə haqqında daha geniş nəzəriyyə yaratsa da, bir çox mühəndislik məsələsində Nyuton qanunları bu gün də kifayət qədər dəqiq nəticə verir.</w:t>
       </w:r>
     </w:p>
     <w:p>
@@ -103,15 +103,7 @@
         <w:widowControl/>
       </w:pPr>
       <w:r>
-        <w:t>Bu nədir</w:t>
-      </w:r>
-    </w:p>
-    <w:p>
-      <w:pPr>
-        <w:widowControl/>
-      </w:pPr>
-      <w:r>
-        <w:t>Nyuton mexanikası hərəkət nəzəriyyəsidir. Nəticə qüvvə təsir etmədikdə cisim sürətini və istiqamətini saxlayır; qüvvə kütlə ilə təcilin hasilinə bərabərdir; hər təsirə bərabər və əks istiqamətli qarşılıqlı təsir uyğundur. Nyutona görə cazibə kütlələr arasındakı çəkmədir və məsafənin kvadratı ilə tərs mütənasib zəifləyir. Daşı yerə salan qaydalar Ayın orbitdə qalmasını da izah edir.</w:t>
+        <w:t>Bu nədir?</w:t>
       </w:r>
     </w:p>
     <w:p>
@@ -120,15 +112,7 @@
         <w:widowControl/>
       </w:pPr>
       <w:r>
-        <w:t>Kim kəşf edib və ya yaradıb</w:t>
-      </w:r>
-    </w:p>
-    <w:p>
-      <w:pPr>
-        <w:widowControl/>
-      </w:pPr>
-      <w:r>
-        <w:t>İngiltərədə çalışan İsaak Nyuton bu fikirləri 1687-ci ildə «Philosophiae Naturalis Principia Mathematica» əsərində birləşdirdi. Qalileyin təcrübələrinə, Keplerin planet qanunlarına və astronomların işinə söykənirdi. Qotfrid Vilhelm Leybnits dəyişən kəmiyyətlərin riyaziyyatı olan analizi müstəqil inkişaf etdirdi. Nyuton tək işləmirdi, amma səma və Yer hadisələrini bir sistemdə birləşdirdi.</w:t>
+        <w:t>Nyuton mexanikası qüvvələrin təsiri ilə cisimlərin necə hərəkət etdiyini öyrənir. Onun əsasında üç qanun dayanır:</w:t>
       </w:r>
     </w:p>
     <w:p>
@@ -137,15 +121,115 @@
         <w:widowControl/>
       </w:pPr>
       <w:r>
-        <w:t>Nə vaxt və necə yaranıb</w:t>
+        <w:t>Birinci qanun: cismə təsir edən qüvvələrin cəmi sıfırdırsa, cisim sakit qalır və ya düz xətt boyunca sabit sürətlə hərəkət edir.</w:t>
       </w:r>
     </w:p>
     <w:p>
       <w:pPr>
+        <w:pStyle w:val="Heading1"/>
         <w:widowControl/>
       </w:pPr>
       <w:r>
-        <w:t>XVII əsrin sonları daha yaxşı saatların, teleskopların və çap olunmuş yazışmaların dövrü idi. Edmund Halley Nyutonu nəşrə həvəsləndirdi, sonra nəzəriyyə ilə bir kometin qayıdışını proqnozlaşdırdı. İnsanlar səma haqqında təxminləri hesablamalarla əvəz etmək istəyirdilər. Nyuton öz işini təbiəti əsaslandırılmış şəkildə izah edən təbiət fəlsəfəsi sayırdı.</w:t>
+        <w:t>İkinci qanun: cismə təsir edən qüvvələrin cəmi onun kütləsi ilə təcilinin hasilinə bərabərdir. Təcil sürətin qiymətinin və ya istiqamətinin nə qədər tez dəyişdiyini göstərir.</w:t>
+      </w:r>
+    </w:p>
+    <w:p>
+      <w:pPr>
+        <w:pStyle w:val="Heading1"/>
+        <w:widowControl/>
+      </w:pPr>
+      <w:r>
+        <w:t>Üçüncü qanun: iki cisim bir-birinə qiymətcə bərabər, istiqamətcə əks qüvvələrlə təsir edir. Bu qüvvələr ayrı-ayrı cisimlərə tətbiq olunur.</w:t>
+      </w:r>
+    </w:p>
+    <w:p>
+      <w:pPr>
+        <w:pStyle w:val="Heading1"/>
+        <w:widowControl/>
+      </w:pPr>
+      <w:r>
+        <w:t>Nyutonun ümumdünya cazibə qanununa görə, kütləsi olan cisimlər bir-birini cəzb edir. Aralarındakı məsafə artdıqca bu qüvvə məsafənin kvadratına uyğun olaraq zəifləyir. Məsələn, məsafə iki dəfə artdıqda cazibə qüvvəsi dörd dəfə azalır.</w:t>
+      </w:r>
+    </w:p>
+    <w:p>
+      <w:pPr>
+        <w:pStyle w:val="Heading1"/>
+        <w:widowControl/>
+      </w:pPr>
+      <w:r>
+        <w:t>Beləliklə, daşın yerə düşməsini izah edən cazibə qanunu Ayın Yer ətrafında hərəkətini də izah edir.</w:t>
+      </w:r>
+    </w:p>
+    <w:p>
+      <w:pPr>
+        <w:pStyle w:val="Heading1"/>
+        <w:widowControl/>
+      </w:pPr>
+      <w:r>
+        <w:t>Kim yaradıb?</w:t>
+      </w:r>
+    </w:p>
+    <w:p>
+      <w:pPr>
+        <w:pStyle w:val="Heading1"/>
+        <w:widowControl/>
+      </w:pPr>
+      <w:r>
+        <w:t>İngiltərədə çalışan İsaak Nyuton bu qanunları 1687-ci ildə nəşr olunan «Philosophiae Naturalis Principia Mathematica» — «Təbiət fəlsəfəsinin riyazi əsasları» — əsərində vahid sistem halında təqdim etdi.</w:t>
+      </w:r>
+    </w:p>
+    <w:p>
+      <w:pPr>
+        <w:pStyle w:val="Heading1"/>
+        <w:widowControl/>
+      </w:pPr>
+      <w:r>
+        <w:t>O, Qalileyin təcrübələrinə, Keplerin planetlərin hərəkəti haqqında qanunlarına və astronomların müşahidələrinə əsaslanırdı. Qotfrid Vilhelm Leybnits də Nyutondan asılı olmadan dəyişən kəmiyyətləri öyrənməyə imkan verən riyazi analizi inkişaf etdirdi.</w:t>
+      </w:r>
+    </w:p>
+    <w:p>
+      <w:pPr>
+        <w:pStyle w:val="Heading1"/>
+        <w:widowControl/>
+      </w:pPr>
+      <w:r>
+        <w:t>Nyutonun işi əvvəlki alimlərin nailiyyətlərindən ayrı yaranmamışdı. Onun başlıca töhfəsi Yerdə və səmada baş verən hərəkətləri eyni qanunlarla izah edən sistem qurması idi.</w:t>
+      </w:r>
+    </w:p>
+    <w:p>
+      <w:pPr>
+        <w:pStyle w:val="Heading1"/>
+        <w:widowControl/>
+      </w:pPr>
+      <w:r>
+        <w:t>Nə vaxt və necə yaranıb?</w:t>
+      </w:r>
+    </w:p>
+    <w:p>
+      <w:pPr>
+        <w:pStyle w:val="Heading1"/>
+        <w:widowControl/>
+      </w:pPr>
+      <w:r>
+        <w:t>XVII əsrin sonlarında saatlar və teleskoplar daha dəqiq olmuş, alimlərin yazışmalarının çap olunması bilik mübadiləsini genişləndirmişdi. Bu şərait müşahidələri nəzəri hesablamalarla müqayisə etməyə kömək edirdi.</w:t>
+      </w:r>
+    </w:p>
+    <w:p>
+      <w:pPr>
+        <w:pStyle w:val="Heading1"/>
+        <w:widowControl/>
+      </w:pPr>
+      <w:r>
+        <w:t>Edmund Halley Nyutonu əsərini nəşr etdirməyə həvəsləndirdi. Sonralar o, Nyutonun nəzəriyyəsindən istifadə edərək bir kometin yenidən görünəcəyi vaxtı qabaqcadan hesabladı.</w:t>
+      </w:r>
+    </w:p>
+    <w:p>
+      <w:pPr>
+        <w:pStyle w:val="Heading1"/>
+        <w:widowControl/>
+      </w:pPr>
+      <w:r>
+        <w:t>Səma cisimlərinin hərəkətini dəqiq hesablamalarla izah etmək və gələcək mövqelərini müəyyənləşdirmək əsas məqsədlərdən biri idi. Nyuton öz araşdırmalarını təbiət fəlsəfəsi adlandırırdı. Həmin dövrdə bu anlayış təbiət hadisələrini müşahidə və əsaslandırılmış mühakimə ilə öyrənməyi əhatə edirdi.</w:t>
       </w:r>
     </w:p>
     <w:p>
@@ -159,10 +243,29 @@
     </w:p>
     <w:p>
       <w:pPr>
+        <w:pStyle w:val="Heading1"/>
         <w:widowControl/>
       </w:pPr>
       <w:r>
-        <w:t>Əsas elmi üstünlük proqnoz vermək idi. Qüvvələri biləndə planetin və ya top mərmisinin harada olacağını hesablamaq mümkündür. Bu, sadəcə hekayə söyləməkdən daha ciddi yoxlama tələbidir. Mexanika riyaziyyatın yalnız pul saymaq üçün deyil, fiziki dünyanı təsvir etmək üçün də yararlı olduğunu göstərdi. Sonrakı fizika bu qanunların tətbiq hədlərini müəyyən etdi, amma qanun yazıb sınaqdan keçirmək elmin mərkəzində qaldı.</w:t>
+        <w:t>Nyuton mexanikasının böyük üstünlüyü hadisənin necə baş verəcəyini qabaqcadan hesablamağa imkan verməsi idi. Cismə təsir edən qüvvələr, onun başlanğıc mövqeyi və sürəti məlum olduqda sonrakı hərəkətini hesablamaq mümkündür. Bu, həm planetə, həm də top mərmisinə tətbiq oluna bilər.</w:t>
+      </w:r>
+    </w:p>
+    <w:p>
+      <w:pPr>
+        <w:pStyle w:val="Heading1"/>
+        <w:widowControl/>
+      </w:pPr>
+      <w:r>
+        <w:t>Belə hesablamalar nəzəriyyəni yoxlamağa imkan verir: əvvəlcədən hesablanan nəticə müşahidə ilə tutuşdurulur. Nəzəriyyənin dəyəri yalnız izahın inandırıcı səslənməsi ilə deyil, nəticələrin uyğunluğu ilə də ölçülür.</w:t>
+      </w:r>
+    </w:p>
+    <w:p>
+      <w:pPr>
+        <w:pStyle w:val="Heading1"/>
+        <w:widowControl/>
+      </w:pPr>
+      <w:r>
+        <w:t>Nyuton mexanikası riyaziyyatın fiziki hadisələri dəqiq təsvir etməkdə nə qədər güclü vasitə olduğunu göstərdi. Sonrakı fizika bu qanunların hansı şəraitdə yetərli olduğunu, hansı şəraitdə isə daha geniş nəzəriyyələrə ehtiyac yarandığını müəyyənləşdirdi. Qanunu riyazi şəkildə ifadə edib müşahidə və təcrübə ilə yoxlamaq isə elmin əsas yanaşmalarından biri olaraq qaldı.</w:t>
       </w:r>
     </w:p>
     <w:p>
@@ -176,10 +279,11 @@
     </w:p>
     <w:p>
       <w:pPr>
+        <w:pStyle w:val="Heading1"/>
         <w:widowControl/>
       </w:pPr>
       <w:r>
-        <w:t>Mühəndislər Nyuton qanunlarını körpülərdə, gəmilərdə və sonralar adi kosmik missiyaların trayektoriyalarında tətbiq etdilər. Laplas və başqaları səma mexanikasını inkişaf etdirdilər. XX əsrdə Eynşteynin nisbilik nəzəriyyəsi çox böyük sürətlərdə və güclü sahələrdə, kvant nəzəriyyəsi isə atom miqyasında daha uyğun təsvir verdi. Avtomobillər, binalar və əksər orbit hesablamaları üçün Nyuton mexanikası praktik vasitə olaraq qalır.</w:t>
+        <w:t>Mühəndislər Nyuton qanunlarından körpülərin və gəmilərin layihələndirilməsində, sonralar isə kosmik aparatların uçuş yollarının hesablanmasında istifadə etdilər. Laplas və digər alimlər səma cisimlərinin hərəkətini öyrənən səma mexanikasını inkişaf etdirdilər.</w:t>
       </w:r>
     </w:p>
     <w:p>
@@ -188,15 +292,52 @@
         <w:widowControl/>
       </w:pPr>
       <w:r>
-        <w:t>İnsan həyatını necə dəyişib</w:t>
+        <w:t>XX əsrdə Eynşteynin nisbilik nəzəriyyəsi çox yüksək sürətlərdə və güclü cazibə sahələrində daha dəqiq izah verdi. Atom miqyasında baş verən hadisələri anlamaq üçün isə kvant nəzəriyyəsi lazım oldu.</w:t>
       </w:r>
     </w:p>
     <w:p>
       <w:pPr>
+        <w:pStyle w:val="Heading1"/>
         <w:widowControl/>
       </w:pPr>
       <w:r>
-        <w:t>Kainatın saat mexanizmi kimi hesablana bilməsi fikri dinə, fəlsəfəyə və insanın dünya hissinə təsir etdi. Sənaye inqilabında maşınları yalnız sınaqla düzəltmək deyil, əvvəlcədən layihələndirmək inamını gücləndirdi. Cəmiyyət qüvvə və kütlə haqqında ortaq dil qazandı. Nyuton qanunları fiziki düşüncəyə giriş verdiyi üçün hələ də əvvəlcə öyrədilir.</w:t>
+        <w:t>Bununla belə, avtomobillərin hərəkətini, binalara təsir edən qüvvələri və bir çox orbital hərəkəti hesablamaq üçün Nyuton mexanikası bu gün də əlverişli və kifayət qədər dəqiq vasitədir.</w:t>
+      </w:r>
+    </w:p>
+    <w:p>
+      <w:pPr>
+        <w:pStyle w:val="Heading1"/>
+        <w:widowControl/>
+      </w:pPr>
+      <w:r>
+        <w:t>İnsan həyatını necə dəyişib?</w:t>
+      </w:r>
+    </w:p>
+    <w:p>
+      <w:pPr>
+        <w:pStyle w:val="Heading1"/>
+        <w:widowControl/>
+      </w:pPr>
+      <w:r>
+        <w:t>Kainatdakı hərəkətlərin saat mexanizmi kimi qanunauyğun və hesablana bilən olması fikri insanların dünyagörüşünə, fəlsəfi və dini düşüncələrinə təsir göstərdi.</w:t>
+      </w:r>
+    </w:p>
+    <w:p>
+      <w:pPr>
+        <w:pStyle w:val="Heading1"/>
+        <w:widowControl/>
+      </w:pPr>
+      <w:r>
+        <w:t>Sənaye inqilabı dövründə maşını yalnız düzəldib sınaqdan keçirməklə kifayətlənməmək, onun necə işləyəcəyini əvvəlcədən hesablayıb layihələndirmək imkanına inam artdı. Qüvvə, kütlə və hərəkət haqqında ortaq elmi anlayışlar formalaşdı.</w:t>
+      </w:r>
+    </w:p>
+    <w:p>
+      <w:pPr>
+        <w:pStyle w:val="Heading1"/>
+        <w:widowControl/>
+      </w:pPr>
+      <w:r>
+        <w:t>Nyuton qanunları gündəlik həyatda gördüyümüz bir çox hadisəni başa düşməyə kömək edir. Buna görə də fizikanı öyrənərkən ilk tanış olduğumuz əsas qanunlar arasında bu gün də onların xüsusi yeri var.</w:t>
       </w:r>
     </w:p>
     <w:p>
@@ -217,7 +358,7 @@
         <w:rPr>
           <w:sz w:val="20"/>
         </w:rPr>
-        <w:t>A Kitablar və əsas elmi əsərlər</w:t>
+        <w:t>Kitablar və əsas elmi əsərlər</w:t>
       </w:r>
     </w:p>
     <w:p>
@@ -240,7 +381,7 @@
         <w:rPr>
           <w:sz w:val="20"/>
         </w:rPr>
-        <w:t>C Qurumların materialları və ensiklopedik mənbələr</w:t>
+        <w:t>Qurumların materialları və ensiklopedik mənbələr</w:t>
       </w:r>
     </w:p>
     <w:p>
@@ -300,7 +441,7 @@
         <w:rPr>
           <w:sz w:val="20"/>
         </w:rPr>
-        <w:t>D Muzey arxiv və kitabxana materialları</w:t>
+        <w:t>Muzey arxiv və kitabxana materialları</w:t>
       </w:r>
     </w:p>
     <w:p>
